--- a/Major-Project-Phishing-Simulation/Major_Project_Report.docx
+++ b/Major-Project-Phishing-Simulation/Major_Project_Report.docx
@@ -107,12 +107,37 @@
         <w:spacing w:after="100"/>
         <w:jc w:val="center"/>
       </w:pPr>
+      <w:proofErr w:type="spellStart"/>
       <w:r>
         <w:rPr>
           <w:b/>
           <w:bCs/>
         </w:rPr>
-        <w:t>Naviotech Solution Pvt. Ltd.</w:t>
+        <w:t>Naviotech</w:t>
+      </w:r>
+      <w:proofErr w:type="spellEnd"/>
+      <w:r>
+        <w:rPr>
+          <w:b/>
+          <w:bCs/>
+        </w:rPr>
+        <w:t xml:space="preserve"> Solution </w:t>
+      </w:r>
+      <w:proofErr w:type="spellStart"/>
+      <w:r>
+        <w:rPr>
+          <w:b/>
+          <w:bCs/>
+        </w:rPr>
+        <w:t>Pvt.</w:t>
+      </w:r>
+      <w:proofErr w:type="spellEnd"/>
+      <w:r>
+        <w:rPr>
+          <w:b/>
+          <w:bCs/>
+        </w:rPr>
+        <w:t xml:space="preserve"> Ltd.</w:t>
       </w:r>
     </w:p>
     <w:p>
@@ -238,15 +263,78 @@
         <w:spacing w:after="160" w:line="300" w:lineRule="auto"/>
       </w:pPr>
       <w:r>
-        <w:t>Phishing remains one of the most prevalent and successful cyber attack vectors. According to industry reports, phishing emails are behind 90% of data breaches. Unlike technical vulnerabilities, phishing exploits human psychology — trust, urgency, curiosity — making it difficult to defend against purely with technology.</w:t>
-      </w:r>
-    </w:p>
-    <w:p>
-      <w:pPr>
-        <w:spacing w:after="160" w:line="300" w:lineRule="auto"/>
-      </w:pPr>
-      <w:r>
-        <w:t>This project simulates a phishing campaign in a controlled, educational environment with explicit participant consent. The goal is to measure user awareness and behavior when faced with a realistic phishing scenario, then provide targeted training feedback to improve organizational security culture.</w:t>
+        <w:t xml:space="preserve">Phishing remains one of the most prevalent and successful </w:t>
+      </w:r>
+      <w:proofErr w:type="spellStart"/>
+      <w:r>
+        <w:t>cyber attack</w:t>
+      </w:r>
+      <w:proofErr w:type="spellEnd"/>
+      <w:r>
+        <w:t xml:space="preserve"> vectors. According to industry reports, phishing emails are behind 90% of data breaches. Unlike technical vulnerabilities, phishing exploits human psychology — trust, urgency, curiosity — making it difficult to defend against purely with technology.</w:t>
+      </w:r>
+    </w:p>
+    <w:p>
+      <w:pPr>
+        <w:pStyle w:val="Heading1"/>
+        <w:spacing w:before="400" w:after="200"/>
+        <w:rPr>
+          <w:b w:val="0"/>
+          <w:bCs w:val="0"/>
+          <w:color w:val="auto"/>
+          <w:sz w:val="22"/>
+          <w:szCs w:val="22"/>
+        </w:rPr>
+      </w:pPr>
+      <w:r>
+        <w:rPr>
+          <w:b w:val="0"/>
+          <w:bCs w:val="0"/>
+          <w:color w:val="auto"/>
+          <w:sz w:val="22"/>
+          <w:szCs w:val="22"/>
+        </w:rPr>
+        <w:t xml:space="preserve">This project develops and evaluates a controlled, hypothetical phishing simulation framework in an educational environment. No real phishing campaign was </w:t>
+      </w:r>
+      <w:r>
+        <w:rPr>
+          <w:b w:val="0"/>
+          <w:bCs w:val="0"/>
+          <w:color w:val="auto"/>
+          <w:sz w:val="22"/>
+          <w:szCs w:val="22"/>
+        </w:rPr>
+        <w:t>conducted,</w:t>
+      </w:r>
+      <w:r>
+        <w:rPr>
+          <w:b w:val="0"/>
+          <w:bCs w:val="0"/>
+          <w:color w:val="auto"/>
+          <w:sz w:val="22"/>
+          <w:szCs w:val="22"/>
+        </w:rPr>
+        <w:t xml:space="preserve"> and no real participants were targeted. The project demonstrates how an organization could measure user awareness and </w:t>
+      </w:r>
+      <w:r>
+        <w:rPr>
+          <w:b w:val="0"/>
+          <w:bCs w:val="0"/>
+          <w:color w:val="auto"/>
+          <w:sz w:val="22"/>
+          <w:szCs w:val="22"/>
+        </w:rPr>
+        <w:t>behaviour</w:t>
+      </w:r>
+      <w:r>
+        <w:rPr>
+          <w:b w:val="0"/>
+          <w:bCs w:val="0"/>
+          <w:color w:val="auto"/>
+          <w:sz w:val="22"/>
+          <w:szCs w:val="22"/>
+        </w:rPr>
+        <w:t xml:space="preserve"> when faced with a realistic phishing scenario, while maintaining ethical and privacy safeguards.</w:t>
       </w:r>
     </w:p>
     <w:p>
@@ -281,7 +369,10 @@
         <w:spacing w:after="100" w:line="300" w:lineRule="auto"/>
       </w:pPr>
       <w:r>
-        <w:t>Design and execute a controlled, ethical phishing simulation.</w:t>
+        <w:t xml:space="preserve">Design and document a controlled, ethical phishing simulation </w:t>
+      </w:r>
+      <w:r>
+        <w:t>methodology.</w:t>
       </w:r>
     </w:p>
     <w:p>
@@ -294,31 +385,20 @@
         <w:spacing w:after="100" w:line="300" w:lineRule="auto"/>
       </w:pPr>
       <w:r>
-        <w:t>Measure user susceptibility: click rates, credential submission, reporting behavior.</w:t>
-      </w:r>
-    </w:p>
-    <w:p>
-      <w:pPr>
-        <w:pStyle w:val="ListParagraph"/>
-        <w:numPr>
-          <w:ilvl w:val="0"/>
-          <w:numId w:val="1"/>
-        </w:numPr>
-        <w:spacing w:after="100" w:line="300" w:lineRule="auto"/>
-      </w:pPr>
-      <w:r>
-        <w:t>Identify high-risk user groups or departments for targeted training.</w:t>
-      </w:r>
-    </w:p>
-    <w:p>
-      <w:pPr>
-        <w:pStyle w:val="ListParagraph"/>
-        <w:numPr>
-          <w:ilvl w:val="0"/>
-          <w:numId w:val="1"/>
-        </w:numPr>
-        <w:spacing w:after="100" w:line="300" w:lineRule="auto"/>
-      </w:pPr>
+        <w:t xml:space="preserve">Demonstrate how user susceptibility could be measured using click rates, credential-submission attempts, and reporting </w:t>
+      </w:r>
+      <w:r>
+        <w:t>behaviour</w:t>
+      </w:r>
+      <w:r>
+        <w:t xml:space="preserve">. </w:t>
+      </w:r>
+      <w:r>
+        <w:t>Demonstrate how high-risk user groups or departments could be identified for targeted training using hypothetical data.</w:t>
+      </w:r>
+      <w:r>
+        <w:t xml:space="preserve"> </w:t>
+      </w:r>
       <w:r>
         <w:t>Provide evidence-based recommendations to reduce phishing risk.</w:t>
       </w:r>
@@ -368,12 +448,6 @@
         <w:gridCol w:w="1800"/>
       </w:tblGrid>
       <w:tr>
-        <w:tblPrEx>
-          <w:tblCellMar>
-            <w:top w:w="0" w:type="dxa"/>
-            <w:bottom w:w="0" w:type="dxa"/>
-          </w:tblCellMar>
-        </w:tblPrEx>
         <w:tc>
           <w:tcPr>
             <w:tcW w:w="2200" w:type="dxa"/>
@@ -451,12 +525,6 @@
         </w:tc>
       </w:tr>
       <w:tr>
-        <w:tblPrEx>
-          <w:tblCellMar>
-            <w:top w:w="0" w:type="dxa"/>
-            <w:bottom w:w="0" w:type="dxa"/>
-          </w:tblCellMar>
-        </w:tblPrEx>
         <w:tc>
           <w:tcPr>
             <w:tcW w:w="2200" w:type="dxa"/>
@@ -525,12 +593,6 @@
         </w:tc>
       </w:tr>
       <w:tr>
-        <w:tblPrEx>
-          <w:tblCellMar>
-            <w:top w:w="0" w:type="dxa"/>
-            <w:bottom w:w="0" w:type="dxa"/>
-          </w:tblCellMar>
-        </w:tblPrEx>
         <w:tc>
           <w:tcPr>
             <w:tcW w:w="2200" w:type="dxa"/>
@@ -599,12 +661,6 @@
         </w:tc>
       </w:tr>
       <w:tr>
-        <w:tblPrEx>
-          <w:tblCellMar>
-            <w:top w:w="0" w:type="dxa"/>
-            <w:bottom w:w="0" w:type="dxa"/>
-          </w:tblCellMar>
-        </w:tblPrEx>
         <w:tc>
           <w:tcPr>
             <w:tcW w:w="2200" w:type="dxa"/>
@@ -673,12 +729,6 @@
         </w:tc>
       </w:tr>
       <w:tr>
-        <w:tblPrEx>
-          <w:tblCellMar>
-            <w:top w:w="0" w:type="dxa"/>
-            <w:bottom w:w="0" w:type="dxa"/>
-          </w:tblCellMar>
-        </w:tblPrEx>
         <w:tc>
           <w:tcPr>
             <w:tcW w:w="2200" w:type="dxa"/>
@@ -747,12 +797,6 @@
         </w:tc>
       </w:tr>
       <w:tr>
-        <w:tblPrEx>
-          <w:tblCellMar>
-            <w:top w:w="0" w:type="dxa"/>
-            <w:bottom w:w="0" w:type="dxa"/>
-          </w:tblCellMar>
-        </w:tblPrEx>
         <w:tc>
           <w:tcPr>
             <w:tcW w:w="2200" w:type="dxa"/>
@@ -821,12 +865,6 @@
         </w:tc>
       </w:tr>
       <w:tr>
-        <w:tblPrEx>
-          <w:tblCellMar>
-            <w:top w:w="0" w:type="dxa"/>
-            <w:bottom w:w="0" w:type="dxa"/>
-          </w:tblCellMar>
-        </w:tblPrEx>
         <w:tc>
           <w:tcPr>
             <w:tcW w:w="2200" w:type="dxa"/>
@@ -920,10 +958,36 @@
     </w:p>
     <w:p>
       <w:pPr>
-        <w:spacing w:after="160" w:line="300" w:lineRule="auto"/>
-      </w:pPr>
-      <w:r>
-        <w:t>All testing adhered to strict ethical and legal guidelines:</w:t>
+        <w:pStyle w:val="ListParagraph"/>
+        <w:spacing w:after="100" w:line="300" w:lineRule="auto"/>
+        <w:ind w:left="720"/>
+      </w:pPr>
+      <w:r>
+        <w:t xml:space="preserve">The proposed simulation methodology follows strict ethical and legal guidelines. Since no actual phishing campaign was conducted, the following controls represent the safeguards that would be required before conducting the simulation in a real </w:t>
+      </w:r>
+      <w:r>
+        <w:t>organization:</w:t>
+      </w:r>
+      <w:r>
+        <w:t xml:space="preserve"> </w:t>
+      </w:r>
+      <w:r>
+        <w:t xml:space="preserve">Obtain written informed consent from all participants BEFORE any real simulation </w:t>
+      </w:r>
+      <w:r>
+        <w:t>begins.</w:t>
+      </w:r>
+      <w:r>
+        <w:t xml:space="preserve"> Simulation</w:t>
+      </w:r>
+      <w:r>
+        <w:t xml:space="preserve"> clearly </w:t>
+      </w:r>
+      <w:r>
+        <w:t>labelled</w:t>
+      </w:r>
+      <w:r>
+        <w:t xml:space="preserve"> as training exercise in all communications.</w:t>
       </w:r>
     </w:p>
     <w:p>
@@ -936,7 +1000,7 @@
         <w:spacing w:after="100" w:line="300" w:lineRule="auto"/>
       </w:pPr>
       <w:r>
-        <w:t>Written informed consent from ALL participants BEFORE simulation begins.</w:t>
+        <w:t>No real credentials or sensitive data collected (test credentials only).</w:t>
       </w:r>
     </w:p>
     <w:p>
@@ -949,7 +1013,7 @@
         <w:spacing w:after="100" w:line="300" w:lineRule="auto"/>
       </w:pPr>
       <w:r>
-        <w:t>Simulation clearly labeled as training exercise in all communications.</w:t>
+        <w:t>Simulation restricted to internal network / test group only (no external targeting).</w:t>
       </w:r>
     </w:p>
     <w:p>
@@ -962,7 +1026,7 @@
         <w:spacing w:after="100" w:line="300" w:lineRule="auto"/>
       </w:pPr>
       <w:r>
-        <w:t>No real credentials or sensitive data collected (test credentials only).</w:t>
+        <w:t>Immediate awareness training provided to anyone who falls for the simulation.</w:t>
       </w:r>
     </w:p>
     <w:p>
@@ -975,7 +1039,53 @@
         <w:spacing w:after="100" w:line="300" w:lineRule="auto"/>
       </w:pPr>
       <w:r>
-        <w:t>Simulation restricted to internal network / test group only (no external targeting).</w:t>
+        <w:t>Results aggregated; no individual blame or punitive action.</w:t>
+      </w:r>
+    </w:p>
+    <w:p>
+      <w:pPr>
+        <w:pStyle w:val="Heading1"/>
+        <w:spacing w:before="400" w:after="200"/>
+        <w:rPr>
+          <w:b w:val="0"/>
+          <w:bCs w:val="0"/>
+          <w:color w:val="auto"/>
+          <w:sz w:val="22"/>
+          <w:szCs w:val="22"/>
+        </w:rPr>
+      </w:pPr>
+      <w:r>
+        <w:rPr>
+          <w:b w:val="0"/>
+          <w:bCs w:val="0"/>
+          <w:color w:val="auto"/>
+          <w:sz w:val="22"/>
+          <w:szCs w:val="22"/>
+        </w:rPr>
+        <w:t>For an actual organizational deployment, prior approval from the relevant IT Security, management, and compliance authorities would be required.</w:t>
+      </w:r>
+    </w:p>
+    <w:p>
+      <w:pPr>
+        <w:pStyle w:val="Heading1"/>
+        <w:spacing w:before="400" w:after="200"/>
+      </w:pPr>
+      <w:r>
+        <w:t>5. Consent &amp; Ethics Review</w:t>
+      </w:r>
+    </w:p>
+    <w:p>
+      <w:pPr>
+        <w:spacing w:after="160" w:line="300" w:lineRule="auto"/>
+      </w:pPr>
+      <w:r>
+        <w:t>For a real deployment, a consent form would be distributed to all participants before sending any simulated phishing email.</w:t>
+      </w:r>
+      <w:r>
+        <w:t xml:space="preserve"> </w:t>
+      </w:r>
+      <w:r>
+        <w:t>The form explained:</w:t>
       </w:r>
     </w:p>
     <w:p>
@@ -988,7 +1098,7 @@
         <w:spacing w:after="100" w:line="300" w:lineRule="auto"/>
       </w:pPr>
       <w:r>
-        <w:t>Immediate awareness training provided to anyone who falls for the simulation.</w:t>
+        <w:t>What the simulation is and why it's being conducted (training, not real threat).</w:t>
       </w:r>
     </w:p>
     <w:p>
@@ -1001,32 +1111,7 @@
         <w:spacing w:after="100" w:line="300" w:lineRule="auto"/>
       </w:pPr>
       <w:r>
-        <w:t>Results aggregated; no individual blame or punitive action.</w:t>
-      </w:r>
-    </w:p>
-    <w:p>
-      <w:pPr>
-        <w:spacing w:after="160" w:line="300" w:lineRule="auto"/>
-      </w:pPr>
-      <w:r>
-        <w:t>The simulation was approved by Naviotech's IT Security team and complies with organizational ethics policies.</w:t>
-      </w:r>
-    </w:p>
-    <w:p>
-      <w:pPr>
-        <w:pStyle w:val="Heading1"/>
-        <w:spacing w:before="400" w:after="200"/>
-      </w:pPr>
-      <w:r>
-        <w:t>5. Consent &amp; Ethics Review</w:t>
-      </w:r>
-    </w:p>
-    <w:p>
-      <w:pPr>
-        <w:spacing w:after="160" w:line="300" w:lineRule="auto"/>
-      </w:pPr>
-      <w:r>
-        <w:t>Before sending any simulated phishing email, a consent form was distributed to all participants. The form explained:</w:t>
+        <w:t>That participants may receive a fake phishing email and should NOT enter real passwords.</w:t>
       </w:r>
     </w:p>
     <w:p>
@@ -1039,7 +1124,19 @@
         <w:spacing w:after="100" w:line="300" w:lineRule="auto"/>
       </w:pPr>
       <w:r>
-        <w:t>What the simulation is and why it's being conducted (training, not real threat).</w:t>
+        <w:t xml:space="preserve">That their </w:t>
+      </w:r>
+      <w:r>
+        <w:t>behaviour</w:t>
+      </w:r>
+      <w:r>
+        <w:t xml:space="preserve"> (clicking, submitting) will be logged and </w:t>
+      </w:r>
+      <w:r>
+        <w:t>analysed</w:t>
+      </w:r>
+      <w:r>
+        <w:t>, but anonymously.</w:t>
       </w:r>
     </w:p>
     <w:p>
@@ -1052,7 +1149,48 @@
         <w:spacing w:after="100" w:line="300" w:lineRule="auto"/>
       </w:pPr>
       <w:r>
-        <w:t>That participants may receive a fake phishing email and should NOT enter real passwords.</w:t>
+        <w:t>That all participants receive training regardless of their performance.</w:t>
+      </w:r>
+    </w:p>
+    <w:p>
+      <w:pPr>
+        <w:pStyle w:val="pdq2pgselectionanchorcontainer"/>
+        <w:ind w:left="720"/>
+      </w:pPr>
+      <w:r>
+        <w:rPr>
+          <w:rStyle w:val="Strong"/>
+        </w:rPr>
+        <w:t>Participation would be voluntary, and participants would be allowed to opt out at any time. No actual participants were recruited or contacted for this project.</w:t>
+      </w:r>
+    </w:p>
+    <w:p>
+      <w:pPr>
+        <w:pStyle w:val="Heading1"/>
+        <w:spacing w:before="400" w:after="200"/>
+      </w:pPr>
+      <w:r>
+        <w:t xml:space="preserve"> </w:t>
+      </w:r>
+      <w:r>
+        <w:t>6. Simulation Design &amp; Proposed Execution</w:t>
+      </w:r>
+    </w:p>
+    <w:p>
+      <w:pPr>
+        <w:pStyle w:val="Heading2"/>
+        <w:spacing w:before="300" w:after="150"/>
+      </w:pPr>
+      <w:r>
+        <w:t>Email Design</w:t>
+      </w:r>
+    </w:p>
+    <w:p>
+      <w:pPr>
+        <w:spacing w:after="160" w:line="300" w:lineRule="auto"/>
+      </w:pPr>
+      <w:r>
+        <w:t>The simulated phishing email was designed to mimic a legitimate internal IT notification:</w:t>
       </w:r>
     </w:p>
     <w:p>
@@ -1065,7 +1203,7 @@
         <w:spacing w:after="100" w:line="300" w:lineRule="auto"/>
       </w:pPr>
       <w:r>
-        <w:t>That their behavior (clicking, submitting) will be logged and analyzed, but anonymously.</w:t>
+        <w:t>Subject: 'Action Required: Password Expiration Notice (24 hours)'</w:t>
       </w:r>
     </w:p>
     <w:p>
@@ -1078,41 +1216,18 @@
         <w:spacing w:after="100" w:line="300" w:lineRule="auto"/>
       </w:pPr>
       <w:r>
-        <w:t>That all participants receive training regardless of their performance.</w:t>
-      </w:r>
-    </w:p>
-    <w:p>
-      <w:pPr>
-        <w:spacing w:after="160" w:line="300" w:lineRule="auto"/>
-      </w:pPr>
-      <w:r>
-        <w:t>Participation was voluntary; participants could opt out at any time. 42 out of 50 invited staff members consented.</w:t>
-      </w:r>
-    </w:p>
-    <w:p>
-      <w:pPr>
-        <w:pStyle w:val="Heading1"/>
-        <w:spacing w:before="400" w:after="200"/>
-      </w:pPr>
-      <w:r>
-        <w:t>6. Simulation Design &amp; Execution</w:t>
-      </w:r>
-    </w:p>
-    <w:p>
-      <w:pPr>
-        <w:pStyle w:val="Heading2"/>
-        <w:spacing w:before="300" w:after="150"/>
-      </w:pPr>
-      <w:r>
-        <w:t>Email Design</w:t>
-      </w:r>
-    </w:p>
-    <w:p>
-      <w:pPr>
-        <w:spacing w:after="160" w:line="300" w:lineRule="auto"/>
-      </w:pPr>
-      <w:r>
-        <w:t>The simulated phishing email was designed to mimic a legitimate internal IT notification:</w:t>
+        <w:t xml:space="preserve">From: </w:t>
+      </w:r>
+      <w:hyperlink r:id="rId7" w:history="1">
+        <w:r>
+          <w:rPr>
+            <w:rStyle w:val="Hyperlink"/>
+          </w:rPr>
+          <w:t>support@company-internal.test</w:t>
+        </w:r>
+      </w:hyperlink>
+      <w:r>
+        <w:t xml:space="preserve"> (fictional sender address intended only for a controlled demonstration)</w:t>
       </w:r>
     </w:p>
     <w:p>
@@ -1125,7 +1240,7 @@
         <w:spacing w:after="100" w:line="300" w:lineRule="auto"/>
       </w:pPr>
       <w:r>
-        <w:t>Subject: 'Action Required: Password Expiration Notice (24 hours)'</w:t>
+        <w:t>Body: Urgent tone, fake company branding, clickable link to 'verify password'</w:t>
       </w:r>
     </w:p>
     <w:p>
@@ -1138,7 +1253,25 @@
         <w:spacing w:after="100" w:line="300" w:lineRule="auto"/>
       </w:pPr>
       <w:r>
-        <w:t>From: support@company-internal.test (spoofed sender, but safe for simulation)</w:t>
+        <w:lastRenderedPageBreak/>
+        <w:t>Landing page: Google Form styled as a login page, with fields for username and password</w:t>
+      </w:r>
+    </w:p>
+    <w:p>
+      <w:pPr>
+        <w:pStyle w:val="Heading2"/>
+        <w:spacing w:before="300" w:after="150"/>
+      </w:pPr>
+      <w:r>
+        <w:t>Landing Page</w:t>
+      </w:r>
+    </w:p>
+    <w:p>
+      <w:pPr>
+        <w:spacing w:after="160" w:line="300" w:lineRule="auto"/>
+      </w:pPr>
+      <w:r>
+        <w:t>A Google Form was configured to:</w:t>
       </w:r>
     </w:p>
     <w:p>
@@ -1151,7 +1284,13 @@
         <w:spacing w:after="100" w:line="300" w:lineRule="auto"/>
       </w:pPr>
       <w:r>
-        <w:t>Body: Urgent tone, fake company branding, clickable link to 'verify password'</w:t>
+        <w:t xml:space="preserve">Mimic the visual style of a company login portal (Figma </w:t>
+      </w:r>
+      <w:r>
+        <w:t>mock-up</w:t>
+      </w:r>
+      <w:r>
+        <w:t xml:space="preserve"> → screenshot → embedded in Google Form instructions).</w:t>
       </w:r>
     </w:p>
     <w:p>
@@ -1164,25 +1303,7 @@
         <w:spacing w:after="100" w:line="300" w:lineRule="auto"/>
       </w:pPr>
       <w:r>
-        <w:t>Landing page: Google Form styled as a login page, with fields for username and password</w:t>
-      </w:r>
-    </w:p>
-    <w:p>
-      <w:pPr>
-        <w:pStyle w:val="Heading2"/>
-        <w:spacing w:before="300" w:after="150"/>
-      </w:pPr>
-      <w:r>
-        <w:t>Landing Page</w:t>
-      </w:r>
-    </w:p>
-    <w:p>
-      <w:pPr>
-        <w:spacing w:after="160" w:line="300" w:lineRule="auto"/>
-      </w:pPr>
-      <w:r>
-        <w:lastRenderedPageBreak/>
-        <w:t>A Google Form was configured to:</w:t>
+        <w:t>Request username and password fields (only test credentials accepted in the form itself).</w:t>
       </w:r>
     </w:p>
     <w:p>
@@ -1195,143 +1316,166 @@
         <w:spacing w:after="100" w:line="300" w:lineRule="auto"/>
       </w:pPr>
       <w:r>
-        <w:t>Mimic the visual style of a company login portal (Figma mockup → screenshot → embedded in Google Form instructions).</w:t>
-      </w:r>
-    </w:p>
-    <w:p>
-      <w:pPr>
-        <w:pStyle w:val="ListParagraph"/>
-        <w:numPr>
-          <w:ilvl w:val="0"/>
-          <w:numId w:val="1"/>
-        </w:numPr>
-        <w:spacing w:after="100" w:line="300" w:lineRule="auto"/>
-      </w:pPr>
-      <w:r>
-        <w:t>Request username and password fields (only test credentials accepted in the form itself).</w:t>
-      </w:r>
-    </w:p>
-    <w:p>
-      <w:pPr>
-        <w:pStyle w:val="ListParagraph"/>
-        <w:numPr>
-          <w:ilvl w:val="0"/>
-          <w:numId w:val="1"/>
-        </w:numPr>
-        <w:spacing w:after="100" w:line="300" w:lineRule="auto"/>
-      </w:pPr>
-      <w:r>
         <w:t>Display a 'verification successful' message, then redirect to the real company portal.</w:t>
-      </w:r>
-    </w:p>
-    <w:p>
-      <w:pPr>
-        <w:pStyle w:val="ListParagraph"/>
-        <w:numPr>
-          <w:ilvl w:val="0"/>
-          <w:numId w:val="1"/>
-        </w:numPr>
-        <w:spacing w:after="100" w:line="300" w:lineRule="auto"/>
-      </w:pPr>
-      <w:r>
-        <w:t>Log all submissions with timestamp and IP address (for statistical analysis only).</w:t>
       </w:r>
     </w:p>
     <w:p>
       <w:pPr>
         <w:pStyle w:val="Heading2"/>
         <w:spacing w:before="300" w:after="150"/>
+        <w:rPr>
+          <w:b w:val="0"/>
+          <w:bCs w:val="0"/>
+          <w:color w:val="auto"/>
+          <w:sz w:val="22"/>
+          <w:szCs w:val="22"/>
+        </w:rPr>
+      </w:pPr>
+      <w:r>
+        <w:rPr>
+          <w:b w:val="0"/>
+          <w:bCs w:val="0"/>
+          <w:color w:val="auto"/>
+          <w:sz w:val="22"/>
+          <w:szCs w:val="22"/>
+        </w:rPr>
+        <w:t>In an actual deployment, interaction data such as timestamps would be collected only with prior authorization and appropriate privacy safeguards. No real participant data was collected in this project.</w:t>
+      </w:r>
+    </w:p>
+    <w:p>
+      <w:pPr>
+        <w:pStyle w:val="Heading2"/>
+        <w:spacing w:before="300" w:after="150"/>
       </w:pPr>
       <w:r>
         <w:t>Execution Timeline</w:t>
-      </w:r>
-    </w:p>
-    <w:p>
-      <w:pPr>
-        <w:pStyle w:val="ListParagraph"/>
-        <w:numPr>
-          <w:ilvl w:val="0"/>
-          <w:numId w:val="1"/>
-        </w:numPr>
-        <w:spacing w:after="100" w:line="300" w:lineRule="auto"/>
-      </w:pPr>
-      <w:r>
-        <w:t>Day 0: Consent forms distributed; 42 staff confirm participation.</w:t>
-      </w:r>
-    </w:p>
-    <w:p>
-      <w:pPr>
-        <w:pStyle w:val="ListParagraph"/>
-        <w:numPr>
-          <w:ilvl w:val="0"/>
-          <w:numId w:val="1"/>
-        </w:numPr>
-        <w:spacing w:after="100" w:line="300" w:lineRule="auto"/>
-      </w:pPr>
-      <w:r>
-        <w:t>Day 1: Phishing simulation email sent to all 42 participants.</w:t>
-      </w:r>
-    </w:p>
-    <w:p>
-      <w:pPr>
-        <w:pStyle w:val="ListParagraph"/>
-        <w:numPr>
-          <w:ilvl w:val="0"/>
-          <w:numId w:val="1"/>
-        </w:numPr>
-        <w:spacing w:after="100" w:line="300" w:lineRule="auto"/>
-      </w:pPr>
-      <w:r>
-        <w:t>Days 2-7: Monitoring period; responses tracked. Follow-up reminder sent on Day 3.</w:t>
-      </w:r>
-    </w:p>
-    <w:p>
-      <w:pPr>
-        <w:pStyle w:val="ListParagraph"/>
-        <w:numPr>
-          <w:ilvl w:val="0"/>
-          <w:numId w:val="1"/>
-        </w:numPr>
-        <w:spacing w:after="100" w:line="300" w:lineRule="auto"/>
-      </w:pPr>
-      <w:r>
-        <w:t>Day 8: Simulation halted. All participants notified it was a test.</w:t>
-      </w:r>
-    </w:p>
-    <w:p>
-      <w:pPr>
-        <w:pStyle w:val="ListParagraph"/>
-        <w:numPr>
-          <w:ilvl w:val="0"/>
-          <w:numId w:val="1"/>
-        </w:numPr>
-        <w:spacing w:after="100" w:line="300" w:lineRule="auto"/>
-      </w:pPr>
-      <w:r>
-        <w:t>Days 9-10: Remedial training provided to anyone who clicked or submitted data.</w:t>
       </w:r>
     </w:p>
     <w:p>
       <w:pPr>
         <w:pStyle w:val="Heading1"/>
         <w:spacing w:before="400" w:after="200"/>
-      </w:pPr>
-      <w:r>
-        <w:t>7. Results &amp; Analysis</w:t>
-      </w:r>
-    </w:p>
-    <w:p>
-      <w:pPr>
-        <w:spacing w:after="160" w:line="300" w:lineRule="auto"/>
-      </w:pPr>
-      <w:r>
-        <w:t>Overall metrics from the 42-participant simulation:</w:t>
+        <w:rPr>
+          <w:b w:val="0"/>
+          <w:bCs w:val="0"/>
+          <w:color w:val="auto"/>
+          <w:sz w:val="22"/>
+          <w:szCs w:val="22"/>
+        </w:rPr>
+      </w:pPr>
+      <w:r>
+        <w:rPr>
+          <w:b w:val="0"/>
+          <w:bCs w:val="0"/>
+          <w:color w:val="auto"/>
+          <w:sz w:val="22"/>
+          <w:szCs w:val="22"/>
+        </w:rPr>
+        <w:t>Day 0: Obtain organizational approval and distribute consent forms.</w:t>
+      </w:r>
+      <w:r>
+        <w:rPr>
+          <w:b w:val="0"/>
+          <w:bCs w:val="0"/>
+          <w:color w:val="auto"/>
+          <w:sz w:val="22"/>
+          <w:szCs w:val="22"/>
+        </w:rPr>
+        <w:br/>
+        <w:t>Day 1: Send the approved phishing simulation email to consenting participants.</w:t>
+      </w:r>
+      <w:r>
+        <w:rPr>
+          <w:b w:val="0"/>
+          <w:bCs w:val="0"/>
+          <w:color w:val="auto"/>
+          <w:sz w:val="22"/>
+          <w:szCs w:val="22"/>
+        </w:rPr>
+        <w:br/>
+        <w:t>Days 2–7: Monitor authorized simulation metrics while protecting participant privacy.</w:t>
+      </w:r>
+      <w:r>
+        <w:rPr>
+          <w:b w:val="0"/>
+          <w:bCs w:val="0"/>
+          <w:color w:val="auto"/>
+          <w:sz w:val="22"/>
+          <w:szCs w:val="22"/>
+        </w:rPr>
+        <w:br/>
+        <w:t>Day 8: End the simulation and notify participants that it was an awareness exercise.</w:t>
+      </w:r>
+      <w:r>
+        <w:rPr>
+          <w:b w:val="0"/>
+          <w:bCs w:val="0"/>
+          <w:color w:val="auto"/>
+          <w:sz w:val="22"/>
+          <w:szCs w:val="22"/>
+        </w:rPr>
+        <w:br/>
+        <w:t>Days 9–10: Provide remedial awareness training based on aggregated results.</w:t>
+      </w:r>
+    </w:p>
+    <w:p>
+      <w:pPr>
+        <w:pStyle w:val="Heading1"/>
+        <w:spacing w:before="400" w:after="200"/>
+      </w:pPr>
+      <w:r>
+        <w:t xml:space="preserve">7. </w:t>
+      </w:r>
+      <w:r>
+        <w:t>Hypothetical Results &amp; Analysis</w:t>
+      </w:r>
+    </w:p>
+    <w:p>
+      <w:pPr>
+        <w:pStyle w:val="Heading1"/>
+        <w:spacing w:before="400" w:after="200"/>
+        <w:rPr>
+          <w:color w:val="000000" w:themeColor="text1"/>
+          <w:sz w:val="18"/>
+        </w:rPr>
+      </w:pPr>
+      <w:r>
+        <w:rPr>
+          <w:color w:val="000000" w:themeColor="text1"/>
+          <w:sz w:val="18"/>
+        </w:rPr>
+        <w:t xml:space="preserve">Important Note: The results in this section are hypothetical/illustrative results created for academic demonstration. No real phishing campaign was conducted, no real participants were contacted, and no real credentials or personal data were collected. The dataset demonstrates how results from a future authorized phishing-awareness exercise could be </w:t>
+      </w:r>
+      <w:r>
+        <w:rPr>
+          <w:color w:val="000000" w:themeColor="text1"/>
+          <w:sz w:val="18"/>
+        </w:rPr>
+        <w:t>analysed</w:t>
+      </w:r>
+      <w:r>
+        <w:rPr>
+          <w:color w:val="000000" w:themeColor="text1"/>
+          <w:sz w:val="18"/>
+        </w:rPr>
+        <w:t>.</w:t>
       </w:r>
     </w:p>
     <w:p>
       <w:pPr>
         <w:spacing w:after="100"/>
       </w:pPr>
+      <w:r>
+        <w:t>Illustrative metrics from a hypothetical 42-participant scenario:</w:t>
+      </w:r>
+    </w:p>
+    <w:p>
+      <w:pPr>
+        <w:spacing w:after="100"/>
+      </w:pPr>
+      <w:r>
+        <w:t>Hypothetical Dataset — For Academic Demonstration Only</w:t>
+      </w:r>
     </w:p>
     <w:tbl>
       <w:tblPr>
@@ -1355,12 +1499,6 @@
         <w:gridCol w:w="2080"/>
       </w:tblGrid>
       <w:tr>
-        <w:tblPrEx>
-          <w:tblCellMar>
-            <w:top w:w="0" w:type="dxa"/>
-            <w:bottom w:w="0" w:type="dxa"/>
-          </w:tblCellMar>
-        </w:tblPrEx>
         <w:tc>
           <w:tcPr>
             <w:tcW w:w="3000" w:type="dxa"/>
@@ -1413,12 +1551,6 @@
         </w:tc>
       </w:tr>
       <w:tr>
-        <w:tblPrEx>
-          <w:tblCellMar>
-            <w:top w:w="0" w:type="dxa"/>
-            <w:bottom w:w="0" w:type="dxa"/>
-          </w:tblCellMar>
-        </w:tblPrEx>
         <w:tc>
           <w:tcPr>
             <w:tcW w:w="3000" w:type="dxa"/>
@@ -1465,12 +1597,6 @@
         </w:tc>
       </w:tr>
       <w:tr>
-        <w:tblPrEx>
-          <w:tblCellMar>
-            <w:top w:w="0" w:type="dxa"/>
-            <w:bottom w:w="0" w:type="dxa"/>
-          </w:tblCellMar>
-        </w:tblPrEx>
         <w:tc>
           <w:tcPr>
             <w:tcW w:w="3000" w:type="dxa"/>
@@ -1517,12 +1643,6 @@
         </w:tc>
       </w:tr>
       <w:tr>
-        <w:tblPrEx>
-          <w:tblCellMar>
-            <w:top w:w="0" w:type="dxa"/>
-            <w:bottom w:w="0" w:type="dxa"/>
-          </w:tblCellMar>
-        </w:tblPrEx>
         <w:tc>
           <w:tcPr>
             <w:tcW w:w="3000" w:type="dxa"/>
@@ -1569,12 +1689,6 @@
         </w:tc>
       </w:tr>
       <w:tr>
-        <w:tblPrEx>
-          <w:tblCellMar>
-            <w:top w:w="0" w:type="dxa"/>
-            <w:bottom w:w="0" w:type="dxa"/>
-          </w:tblCellMar>
-        </w:tblPrEx>
         <w:tc>
           <w:tcPr>
             <w:tcW w:w="3000" w:type="dxa"/>
@@ -1621,12 +1735,6 @@
         </w:tc>
       </w:tr>
       <w:tr>
-        <w:tblPrEx>
-          <w:tblCellMar>
-            <w:top w:w="0" w:type="dxa"/>
-            <w:bottom w:w="0" w:type="dxa"/>
-          </w:tblCellMar>
-        </w:tblPrEx>
         <w:tc>
           <w:tcPr>
             <w:tcW w:w="3000" w:type="dxa"/>
@@ -1673,12 +1781,6 @@
         </w:tc>
       </w:tr>
       <w:tr>
-        <w:tblPrEx>
-          <w:tblCellMar>
-            <w:top w:w="0" w:type="dxa"/>
-            <w:bottom w:w="0" w:type="dxa"/>
-          </w:tblCellMar>
-        </w:tblPrEx>
         <w:tc>
           <w:tcPr>
             <w:tcW w:w="3000" w:type="dxa"/>
@@ -1725,12 +1827,6 @@
         </w:tc>
       </w:tr>
       <w:tr>
-        <w:tblPrEx>
-          <w:tblCellMar>
-            <w:top w:w="0" w:type="dxa"/>
-            <w:bottom w:w="0" w:type="dxa"/>
-          </w:tblCellMar>
-        </w:tblPrEx>
         <w:tc>
           <w:tcPr>
             <w:tcW w:w="3000" w:type="dxa"/>
@@ -1777,12 +1873,6 @@
         </w:tc>
       </w:tr>
       <w:tr>
-        <w:tblPrEx>
-          <w:tblCellMar>
-            <w:top w:w="0" w:type="dxa"/>
-            <w:bottom w:w="0" w:type="dxa"/>
-          </w:tblCellMar>
-        </w:tblPrEx>
         <w:tc>
           <w:tcPr>
             <w:tcW w:w="3000" w:type="dxa"/>
@@ -1836,11 +1926,35 @@
     </w:p>
     <w:p>
       <w:pPr>
-        <w:pStyle w:val="Heading2"/>
-        <w:spacing w:before="300" w:after="150"/>
-      </w:pPr>
-      <w:r>
-        <w:t>Breakdown by Department</w:t>
+        <w:pStyle w:val="ListParagraph"/>
+        <w:spacing w:after="100" w:line="300" w:lineRule="auto"/>
+        <w:ind w:left="720"/>
+      </w:pPr>
+      <w:r>
+        <w:rPr>
+          <w:b/>
+          <w:bCs/>
+          <w:color w:val="2E4374"/>
+          <w:sz w:val="26"/>
+          <w:szCs w:val="26"/>
+        </w:rPr>
+        <w:t>Hypothetical Department-wise Analysis</w:t>
+      </w:r>
+    </w:p>
+    <w:p>
+      <w:pPr>
+        <w:pStyle w:val="ListParagraph"/>
+        <w:spacing w:after="100" w:line="300" w:lineRule="auto"/>
+        <w:ind w:left="720"/>
+      </w:pPr>
+      <w:r>
+        <w:t xml:space="preserve">The following department-wise figures are illustrative and are not based on actual employee </w:t>
+      </w:r>
+      <w:r>
+        <w:t>behaviour</w:t>
+      </w:r>
+      <w:r>
+        <w:t>. They demonstrate how an organization could identify departments requiring additional awareness training.</w:t>
       </w:r>
     </w:p>
     <w:p>
@@ -1879,7 +1993,6 @@
         <w:spacing w:after="100" w:line="300" w:lineRule="auto"/>
       </w:pPr>
       <w:r>
-        <w:lastRenderedPageBreak/>
         <w:t>HR (9 staff): 4 clicks (44%), 2 data entries (22%) — MODERATE RISK</w:t>
       </w:r>
     </w:p>
@@ -1914,7 +2027,13 @@
         <w:spacing w:after="160" w:line="300" w:lineRule="auto"/>
       </w:pPr>
       <w:r>
-        <w:t>The Sales department showed the highest vulnerability, likely due to their high email volume and trust-based workflows. Operations staff also showed significant susceptibility.</w:t>
+        <w:t xml:space="preserve">In this hypothetical dataset, Sales shows the highest apparent susceptibility. This should not be interpreted as evidence about actual Sales employees; in a real assessment, organizational conclusions would require validated participant </w:t>
+      </w:r>
+      <w:r>
+        <w:t>data.</w:t>
+      </w:r>
+      <w:r>
+        <w:t xml:space="preserve"> </w:t>
       </w:r>
     </w:p>
     <w:p>
@@ -1923,7 +2042,10 @@
         <w:spacing w:before="400" w:after="200"/>
       </w:pPr>
       <w:r>
-        <w:t>8. Lessons Learned</w:t>
+        <w:t xml:space="preserve">8. </w:t>
+      </w:r>
+      <w:r>
+        <w:t>Lessons Learned from the Hypothetical Scenario</w:t>
       </w:r>
     </w:p>
     <w:p>
@@ -1936,7 +2058,10 @@
         <w:spacing w:after="100" w:line="300" w:lineRule="auto"/>
       </w:pPr>
       <w:r>
-        <w:t>Phishing awareness varies widely by department and role. Generic company-wide training may be insufficient.</w:t>
+        <w:t xml:space="preserve">The hypothetical analysis illustrates how phishing awareness can vary across departments and why targeted training may be more effective than generic company-wide </w:t>
+      </w:r>
+      <w:r>
+        <w:t>training.</w:t>
       </w:r>
     </w:p>
     <w:p>
@@ -1949,7 +2074,10 @@
         <w:spacing w:after="100" w:line="300" w:lineRule="auto"/>
       </w:pPr>
       <w:r>
-        <w:t>Urgency framing ('Action Required', 'Password Expiring') was highly effective at driving clicks (90.5% open rate).</w:t>
+        <w:t xml:space="preserve"> </w:t>
+      </w:r>
+      <w:r>
+        <w:t>The hypothetical scenario demonstrates how urgency framing such as "Action Required" or "Password Expiring" could increase interaction with a phishing message.</w:t>
       </w:r>
     </w:p>
     <w:p>
@@ -1962,7 +2090,13 @@
         <w:spacing w:after="100" w:line="300" w:lineRule="auto"/>
       </w:pPr>
       <w:r>
-        <w:t>Only 38% of clickers attempted credential entry — many recognized the danger at the landing page stage.</w:t>
+        <w:t xml:space="preserve">The illustrative dataset demonstrates how users may recognize suspicious </w:t>
+      </w:r>
+      <w:r>
+        <w:t>behaviour</w:t>
+      </w:r>
+      <w:r>
+        <w:t xml:space="preserve"> at different stages, including after clicking but before submitting information.</w:t>
       </w:r>
     </w:p>
     <w:p>
@@ -1975,7 +2109,7 @@
         <w:spacing w:after="100" w:line="300" w:lineRule="auto"/>
       </w:pPr>
       <w:r>
-        <w:t>9.5% of participants actively reported the email to IT; these individuals represent champions for security culture.</w:t>
+        <w:t>A real simulation could use reporting rates to identify employees who actively contribute to a positive security culture.</w:t>
       </w:r>
     </w:p>
     <w:p>
@@ -1988,7 +2122,7 @@
         <w:spacing w:after="100" w:line="300" w:lineRule="auto"/>
       </w:pPr>
       <w:r>
-        <w:t>Two-factor authentication, if enabled, would have prevented all 18 credential-submission attempts from being useful to an attacker.</w:t>
+        <w:t>MFA can reduce the impact of credential theft by adding an additional authentication factor, although it does not eliminate phishing risk entirely.</w:t>
       </w:r>
     </w:p>
     <w:p>
@@ -2010,7 +2144,13 @@
         <w:spacing w:after="100" w:line="300" w:lineRule="auto"/>
       </w:pPr>
       <w:r>
-        <w:t>Implement department-targeted training: Sales and Operations staff require monthly simulations + advanced training.</w:t>
+        <w:t>Implement department-targeted training</w:t>
+      </w:r>
+      <w:r>
+        <w:t xml:space="preserve"> D</w:t>
+      </w:r>
+      <w:r>
+        <w:t>epartments identified as high-risk through a properly authorized assessment should receive targeted simulations and additional awareness training.</w:t>
       </w:r>
     </w:p>
     <w:p>
@@ -2049,6 +2189,7 @@
         <w:spacing w:after="100" w:line="300" w:lineRule="auto"/>
       </w:pPr>
       <w:r>
+        <w:lastRenderedPageBreak/>
         <w:t>Build a security reporting culture: Reward staff who report phishing (anonymous badges, recognition); remove fear of punishment for falling for tests.</w:t>
       </w:r>
     </w:p>
@@ -2090,23 +2231,177 @@
     <w:p>
       <w:pPr>
         <w:spacing w:after="160" w:line="300" w:lineRule="auto"/>
-      </w:pPr>
-      <w:r>
-        <w:lastRenderedPageBreak/>
-        <w:t>Phishing simulations are a powerful tool for measuring and improving organizational security awareness. This project demonstrated that while most staff recognize phishing in principle, real-world urgency and social engineering can override caution — particularly in high-pressure, trust-based roles like Sales and Operations.</w:t>
+        <w:rPr>
+          <w:b/>
+          <w:bCs/>
+        </w:rPr>
+      </w:pPr>
+      <w:r>
+        <w:rPr>
+          <w:b/>
+          <w:bCs/>
+        </w:rPr>
+        <w:t xml:space="preserve">Phishing simulations are a powerful tool for measuring and improving organizational security awareness. </w:t>
+      </w:r>
+      <w:r>
+        <w:rPr>
+          <w:b/>
+          <w:bCs/>
+        </w:rPr>
+        <w:t xml:space="preserve">This project demonstrates how a controlled phishing-awareness simulation can be designed, ethically evaluated, and </w:t>
+      </w:r>
+      <w:r>
+        <w:rPr>
+          <w:b/>
+          <w:bCs/>
+        </w:rPr>
+        <w:t>analysed</w:t>
+      </w:r>
+      <w:r>
+        <w:rPr>
+          <w:b/>
+          <w:bCs/>
+        </w:rPr>
+        <w:t xml:space="preserve"> without conducting an actual phishing campaign. The hypothetical dataset illustrates how metrics such as email interaction, link clicks, credential-submission attempts, and reporting </w:t>
+      </w:r>
+      <w:r>
+        <w:rPr>
+          <w:b/>
+          <w:bCs/>
+        </w:rPr>
+        <w:t>behaviour</w:t>
+      </w:r>
+      <w:r>
+        <w:rPr>
+          <w:b/>
+          <w:bCs/>
+        </w:rPr>
+        <w:t xml:space="preserve"> could be used to identify areas requiring additional security awareness training.</w:t>
       </w:r>
     </w:p>
     <w:p>
       <w:pPr>
         <w:spacing w:after="160" w:line="300" w:lineRule="auto"/>
-      </w:pPr>
-      <w:r>
-        <w:t>The most effective defense combines technical controls (MFA, email filtering) with ongoing behavioral training and a positive reporting culture. Organizations should treat phishing awareness not as a one-time checkbox, but as a continuous, data-driven security investment.</w:t>
+        <w:rPr>
+          <w:b/>
+          <w:bCs/>
+        </w:rPr>
+      </w:pPr>
+      <w:r>
+        <w:rPr>
+          <w:b/>
+          <w:bCs/>
+        </w:rPr>
+        <w:t xml:space="preserve">The project also highlights the importance of ethical safeguards, informed consent, privacy protection, and non-punitive security awareness practices. Effective phishing </w:t>
+      </w:r>
+      <w:r>
+        <w:rPr>
+          <w:b/>
+          <w:bCs/>
+        </w:rPr>
+        <w:t>defence</w:t>
+      </w:r>
+      <w:r>
+        <w:rPr>
+          <w:b/>
+          <w:bCs/>
+        </w:rPr>
+        <w:t xml:space="preserve"> should combine technical controls such as MFA and email security with continuous </w:t>
+      </w:r>
+      <w:r>
+        <w:rPr>
+          <w:b/>
+          <w:bCs/>
+        </w:rPr>
+        <w:t>behavioural</w:t>
+      </w:r>
+      <w:r>
+        <w:rPr>
+          <w:b/>
+          <w:bCs/>
+        </w:rPr>
+        <w:t xml:space="preserve"> education and an accessible reporting culture.</w:t>
+      </w:r>
+    </w:p>
+    <w:p>
+      <w:pPr>
+        <w:spacing w:after="160" w:line="300" w:lineRule="auto"/>
+        <w:rPr>
+          <w:b/>
+          <w:bCs/>
+        </w:rPr>
+      </w:pPr>
+      <w:r>
+        <w:rPr>
+          <w:b/>
+          <w:bCs/>
+        </w:rPr>
+        <w:t>The results presented in this report are illustrative and should not be interpreted as measurements of real employees or an actual organizational phishing campaign.</w:t>
+      </w:r>
+    </w:p>
+    <w:p>
+      <w:pPr>
+        <w:spacing w:after="160" w:line="300" w:lineRule="auto"/>
+        <w:rPr>
+          <w:b/>
+          <w:bCs/>
+        </w:rPr>
+      </w:pPr>
+      <w:r>
+        <w:rPr>
+          <w:b/>
+          <w:bCs/>
+        </w:rPr>
+        <w:t>, real-world urgency and social engineering can override caution — particularly in high-pressure, trust-based roles like Sales and Operations.</w:t>
+      </w:r>
+    </w:p>
+    <w:p>
+      <w:pPr>
+        <w:spacing w:after="160" w:line="300" w:lineRule="auto"/>
+        <w:rPr>
+          <w:b/>
+          <w:bCs/>
+        </w:rPr>
+      </w:pPr>
+      <w:r>
+        <w:rPr>
+          <w:b/>
+          <w:bCs/>
+        </w:rPr>
+        <w:t xml:space="preserve">The most effective </w:t>
+      </w:r>
+      <w:r>
+        <w:rPr>
+          <w:b/>
+          <w:bCs/>
+        </w:rPr>
+        <w:t>defence</w:t>
+      </w:r>
+      <w:r>
+        <w:rPr>
+          <w:b/>
+          <w:bCs/>
+        </w:rPr>
+        <w:t xml:space="preserve"> combines technical controls (MFA, email filtering) with ongoing </w:t>
+      </w:r>
+      <w:r>
+        <w:rPr>
+          <w:b/>
+          <w:bCs/>
+        </w:rPr>
+        <w:t>behavioural</w:t>
+      </w:r>
+      <w:r>
+        <w:rPr>
+          <w:b/>
+          <w:bCs/>
+        </w:rPr>
+        <w:t xml:space="preserve"> training and a positive reporting culture. Organizations should treat phishing awareness not as a one-time checkbox, but as a continuous, data-driven security investment.</w:t>
       </w:r>
     </w:p>
     <w:sectPr>
-      <w:headerReference w:type="default" r:id="rId7"/>
-      <w:footerReference w:type="default" r:id="rId8"/>
+      <w:headerReference w:type="default" r:id="rId8"/>
+      <w:footerReference w:type="default" r:id="rId9"/>
       <w:pgSz w:w="12240" w:h="15840"/>
       <w:pgMar w:top="1440" w:right="1440" w:bottom="1440" w:left="1440" w:header="708" w:footer="708" w:gutter="0"/>
       <w:cols w:space="720"/>
@@ -2178,13 +2473,41 @@
     <w:pPr>
       <w:jc w:val="right"/>
     </w:pPr>
+    <w:proofErr w:type="spellStart"/>
     <w:r>
       <w:rPr>
         <w:color w:val="666666"/>
         <w:sz w:val="16"/>
         <w:szCs w:val="16"/>
       </w:rPr>
-      <w:t>Naviotech Solution Pvt. Ltd — Cybersecurity Internship</w:t>
+      <w:t>Naviotech</w:t>
+    </w:r>
+    <w:proofErr w:type="spellEnd"/>
+    <w:r>
+      <w:rPr>
+        <w:color w:val="666666"/>
+        <w:sz w:val="16"/>
+        <w:szCs w:val="16"/>
+      </w:rPr>
+      <w:t xml:space="preserve"> Solution </w:t>
+    </w:r>
+    <w:proofErr w:type="spellStart"/>
+    <w:r>
+      <w:rPr>
+        <w:color w:val="666666"/>
+        <w:sz w:val="16"/>
+        <w:szCs w:val="16"/>
+      </w:rPr>
+      <w:t>Pvt.</w:t>
+    </w:r>
+    <w:proofErr w:type="spellEnd"/>
+    <w:r>
+      <w:rPr>
+        <w:color w:val="666666"/>
+        <w:sz w:val="16"/>
+        <w:szCs w:val="16"/>
+      </w:rPr>
+      <w:t xml:space="preserve"> Ltd — Cybersecurity Internship</w:t>
     </w:r>
   </w:p>
 </w:hdr>
@@ -2889,6 +3212,42 @@
       <w:szCs w:val="20"/>
     </w:rPr>
   </w:style>
+  <w:style w:type="paragraph" w:customStyle="1" w:styleId="pdq2pgselectionanchorcontainer">
+    <w:name w:val="pdq2pg_selectionanchorcontainer"/>
+    <w:basedOn w:val="Normal"/>
+    <w:rsid w:val="00EE68DE"/>
+    <w:pPr>
+      <w:spacing w:before="100" w:beforeAutospacing="1" w:after="100" w:afterAutospacing="1"/>
+    </w:pPr>
+    <w:rPr>
+      <w:rFonts w:ascii="Times New Roman" w:eastAsia="Times New Roman" w:hAnsi="Times New Roman" w:cs="Times New Roman"/>
+      <w:sz w:val="24"/>
+      <w:szCs w:val="24"/>
+    </w:rPr>
+  </w:style>
+  <w:style w:type="character" w:styleId="Strong">
+    <w:name w:val="Strong"/>
+    <w:basedOn w:val="DefaultParagraphFont"/>
+    <w:uiPriority w:val="22"/>
+    <w:qFormat/>
+    <w:rsid w:val="00EE68DE"/>
+    <w:rPr>
+      <w:b/>
+      <w:bCs/>
+    </w:rPr>
+  </w:style>
+  <w:style w:type="character" w:styleId="UnresolvedMention">
+    <w:name w:val="Unresolved Mention"/>
+    <w:basedOn w:val="DefaultParagraphFont"/>
+    <w:uiPriority w:val="99"/>
+    <w:semiHidden/>
+    <w:unhideWhenUsed/>
+    <w:rsid w:val="00EE68DE"/>
+    <w:rPr>
+      <w:color w:val="605E5C"/>
+      <w:shd w:val="clear" w:color="auto" w:fill="E1DFDD"/>
+    </w:rPr>
+  </w:style>
 </w:styles>
 </file>
 
